--- a/docs/Tutorial-2-csv.docx
+++ b/docs/Tutorial-2-csv.docx
@@ -1364,7 +1364,27 @@
           <w:sz w:val="20"/>
           <w:szCs w:val="20"/>
         </w:rPr>
-        <w:t xml:space="preserve"> (Off / 2× / 4× / 8×). The preview updates live — click </w:t>
+        <w:t xml:space="preserve"> (Off / 2× / 4× / 8×) — it de-jags the edges without ever blending colours. Zoom and drag to inspect, use </w:t>
+      </w:r>
+      <w:r>
+        <w:rPr>
+          <w:rFonts w:ascii="Arial" w:cs="Arial" w:eastAsia="Arial" w:hAnsi="Arial"/>
+          <w:b/>
+          <w:bCs/>
+          <w:color w:val="1F2A38"/>
+          <w:sz w:val="20"/>
+          <w:szCs w:val="20"/>
+        </w:rPr>
+        <w:t xml:space="preserve">Measure</w:t>
+      </w:r>
+      <w:r>
+        <w:rPr>
+          <w:rFonts w:ascii="Arial" w:cs="Arial" w:eastAsia="Arial" w:hAnsi="Arial"/>
+          <w:color w:val="1F2A38"/>
+          <w:sz w:val="20"/>
+          <w:szCs w:val="20"/>
+        </w:rPr>
+        <w:t xml:space="preserve"> to check a CD, then </w:t>
       </w:r>
       <w:r>
         <w:rPr>
